--- a/content/templates/common-paper-partnership-agreement/template.docx
+++ b/content/templates/common-paper-partnership-agreement/template.docx
@@ -5297,6 +5297,9 @@
                 <w:szCs w:val="18"/>
               </w:rPr>
             </w:pPr>
+            <w:r>
+              <w:t>{company_signatory_name}</w:t>
+            </w:r>
           </w:p>
         </w:tc>
         <w:tc>
@@ -5347,6 +5350,9 @@
                 <w:szCs w:val="18"/>
               </w:rPr>
             </w:pPr>
+            <w:r>
+              <w:t>{partner_signatory_name}</w:t>
+            </w:r>
           </w:p>
         </w:tc>
       </w:tr>
@@ -5409,6 +5415,9 @@
                 <w:szCs w:val="18"/>
               </w:rPr>
             </w:pPr>
+            <w:r>
+              <w:t>{company_signatory_title_display}</w:t>
+            </w:r>
           </w:p>
         </w:tc>
         <w:tc>
@@ -5459,6 +5468,9 @@
                 <w:szCs w:val="18"/>
               </w:rPr>
             </w:pPr>
+            <w:r>
+              <w:t>{partner_signatory_title_display}</w:t>
+            </w:r>
           </w:p>
         </w:tc>
       </w:tr>
@@ -5543,6 +5555,9 @@
                 <w:szCs w:val="18"/>
               </w:rPr>
             </w:pPr>
+            <w:r>
+              <w:t>{company_signatory_email}</w:t>
+            </w:r>
           </w:p>
         </w:tc>
         <w:tc>
@@ -5593,6 +5608,9 @@
                 <w:szCs w:val="18"/>
               </w:rPr>
             </w:pPr>
+            <w:r>
+              <w:t>{partner_signatory_email}</w:t>
+            </w:r>
           </w:p>
         </w:tc>
       </w:tr>

--- a/content/templates/common-paper-partnership-agreement/template.docx
+++ b/content/templates/common-paper-partnership-agreement/template.docx
@@ -404,7 +404,7 @@
                 <w:szCs w:val="16"/>
                 <w:highlight w:val="yellow"/>
               </w:rPr>
-              <w:t>[____]</w:t>
+              <w:t>{company_promotional_activities_detail}</w:t>
             </w:r>
           </w:p>
           <w:p>
@@ -445,7 +445,7 @@
                 <w:szCs w:val="16"/>
                 <w:highlight w:val="yellow"/>
               </w:rPr>
-              <w:t>[____]</w:t>
+              <w:t>{company_promotional_materials_detail}</w:t>
             </w:r>
           </w:p>
           <w:p>
@@ -489,7 +489,7 @@
                 <w:szCs w:val="16"/>
                 <w:highlight w:val="yellow"/>
               </w:rPr>
-              <w:t>[____]</w:t>
+              <w:t>{company_sponsored_benefits_detail}</w:t>
             </w:r>
           </w:p>
           <w:p>
@@ -580,7 +580,7 @@
                 <w:szCs w:val="16"/>
                 <w:highlight w:val="yellow"/>
               </w:rPr>
-              <w:t>[____]</w:t>
+              <w:t>{company_referral_criteria}</w:t>
             </w:r>
           </w:p>
           <w:p>
@@ -654,7 +654,7 @@
                 <w:szCs w:val="16"/>
                 <w:highlight w:val="yellow"/>
               </w:rPr>
-              <w:t>[____]</w:t>
+              <w:t>{company_payment_to_partner_detail}</w:t>
             </w:r>
           </w:p>
           <w:p>
@@ -791,7 +791,7 @@
                 <w:szCs w:val="16"/>
                 <w:highlight w:val="yellow"/>
               </w:rPr>
-              <w:t>[____]</w:t>
+              <w:t>{partner_promotional_activities_detail}</w:t>
             </w:r>
           </w:p>
           <w:p>
@@ -831,7 +831,7 @@
                 <w:szCs w:val="16"/>
                 <w:highlight w:val="yellow"/>
               </w:rPr>
-              <w:t>[____]</w:t>
+              <w:t>{partner_promotional_materials_detail}</w:t>
             </w:r>
           </w:p>
           <w:p>
@@ -871,7 +871,7 @@
                 <w:szCs w:val="16"/>
                 <w:highlight w:val="yellow"/>
               </w:rPr>
-              <w:t>[____]</w:t>
+              <w:t>{partner_sponsored_benefits_detail}</w:t>
             </w:r>
           </w:p>
           <w:p>
@@ -962,7 +962,7 @@
                 <w:szCs w:val="16"/>
                 <w:highlight w:val="yellow"/>
               </w:rPr>
-              <w:t>[____]</w:t>
+              <w:t>{partner_referral_criteria}</w:t>
             </w:r>
           </w:p>
           <w:p>
@@ -1037,7 +1037,7 @@
                 <w:szCs w:val="16"/>
                 <w:highlight w:val="yellow"/>
               </w:rPr>
-              <w:t>[____]</w:t>
+              <w:t>{partner_payment_to_company_detail}</w:t>
             </w:r>
           </w:p>
           <w:p>
@@ -1822,7 +1822,7 @@
                 <w:szCs w:val="16"/>
                 <w:highlight w:val="yellow"/>
               </w:rPr>
-              <w:t>[ # ]</w:t>
+              <w:t>{term_duration_value}</w:t>
             </w:r>
             <w:r>
               <w:rPr>
@@ -3415,7 +3415,7 @@
                 <w:szCs w:val="16"/>
                 <w:highlight w:val="yellow"/>
               </w:rPr>
-              <w:t>{fill_in_detail}</w:t>
+              <w:t>{increased_claim_other_detail}</w:t>
             </w:r>
           </w:p>
         </w:tc>
@@ -4043,7 +4043,7 @@
                 <w:szCs w:val="16"/>
                 <w:highlight w:val="yellow"/>
               </w:rPr>
-              <w:t>{fill_in_detail}</w:t>
+              <w:t>{unlimited_claim_other_detail}</w:t>
             </w:r>
           </w:p>
         </w:tc>
@@ -4204,7 +4204,7 @@
                 <w:szCs w:val="16"/>
                 <w:highlight w:val="yellow"/>
               </w:rPr>
-              <w:t>{fill_in_detail}</w:t>
+              <w:t>{additional_warranty_company_detail}</w:t>
             </w:r>
           </w:p>
           <w:p>
@@ -4263,7 +4263,7 @@
                 <w:szCs w:val="16"/>
                 <w:highlight w:val="yellow"/>
               </w:rPr>
-              <w:t>{fill_in_detail}</w:t>
+              <w:t>{additional_warranty_partner_detail}</w:t>
             </w:r>
           </w:p>
         </w:tc>
@@ -4873,7 +4873,7 @@
                 <w:szCs w:val="16"/>
                 <w:highlight w:val="yellow"/>
               </w:rPr>
-              <w:t>{fill_in_value}</w:t>
+              <w:t>{changes_to_standard_terms}</w:t>
             </w:r>
           </w:p>
         </w:tc>
